--- a/backend/word_templates/工程类/集团内工程/材料（设备）采购/直接采购/2.直接采购呈批表.docx
+++ b/backend/word_templates/工程类/集团内工程/材料（设备）采购/直接采购/2.直接采购呈批表.docx
@@ -290,7 +290,7 @@
             <w:r>
               <w:rPr>
                 <w:rFonts w:hint="eastAsia" w:ascii="仿宋" w:hAnsi="仿宋" w:eastAsia="仿宋" w:cs="仿宋"/>
-                <w:color w:val="auto"/>
+                <w:color w:val="0000FF"/>
                 <w:sz w:val="24"/>
                 <w:highlight w:val="none"/>
                 <w:lang w:val="en-US" w:eastAsia="zh-CN"/>
@@ -342,16 +342,16 @@
               <w:jc w:val="center"/>
               <w:rPr>
                 <w:rFonts w:hint="eastAsia" w:ascii="仿宋" w:hAnsi="仿宋" w:eastAsia="仿宋" w:cs="仿宋"/>
-                <w:color w:val="auto"/>
-                <w:sz w:val="24"/>
-                <w:highlight w:val="none"/>
-                <w:lang w:val="en-US" w:eastAsia="zh-CN"/>
-              </w:rPr>
-            </w:pPr>
-            <w:r>
-              <w:rPr>
-                <w:rFonts w:hint="eastAsia" w:ascii="仿宋" w:hAnsi="仿宋" w:eastAsia="仿宋" w:cs="仿宋"/>
-                <w:color w:val="auto"/>
+                <w:color w:val="0000FF"/>
+                <w:sz w:val="24"/>
+                <w:highlight w:val="none"/>
+                <w:lang w:val="en-US" w:eastAsia="zh-CN"/>
+              </w:rPr>
+            </w:pPr>
+            <w:r>
+              <w:rPr>
+                <w:rFonts w:hint="eastAsia" w:ascii="仿宋" w:hAnsi="仿宋" w:eastAsia="仿宋" w:cs="仿宋"/>
+                <w:color w:val="0000FF"/>
                 <w:sz w:val="24"/>
                 <w:highlight w:val="none"/>
                 <w:lang w:val="en-US" w:eastAsia="zh-CN"/>
@@ -478,7 +478,7 @@
             <w:r>
               <w:rPr>
                 <w:rFonts w:hint="eastAsia" w:ascii="仿宋" w:hAnsi="仿宋" w:eastAsia="仿宋" w:cs="仿宋"/>
-                <w:color w:val="auto"/>
+                <w:color w:val="0000FF"/>
                 <w:sz w:val="24"/>
                 <w:highlight w:val="none"/>
                 <w:lang w:val="en-US" w:eastAsia="zh-CN"/>
@@ -552,16 +552,16 @@
               <w:jc w:val="center"/>
               <w:rPr>
                 <w:rFonts w:hint="eastAsia" w:ascii="仿宋" w:hAnsi="仿宋" w:eastAsia="仿宋" w:cs="仿宋"/>
-                <w:color w:val="auto"/>
-                <w:sz w:val="24"/>
-                <w:highlight w:val="none"/>
-                <w:lang w:val="en-US" w:eastAsia="zh-CN"/>
-              </w:rPr>
-            </w:pPr>
-            <w:r>
-              <w:rPr>
-                <w:rFonts w:hint="eastAsia" w:ascii="仿宋" w:hAnsi="仿宋" w:eastAsia="仿宋" w:cs="仿宋"/>
-                <w:color w:val="auto"/>
+                <w:color w:val="0000FF"/>
+                <w:sz w:val="24"/>
+                <w:highlight w:val="none"/>
+                <w:lang w:val="en-US" w:eastAsia="zh-CN"/>
+              </w:rPr>
+            </w:pPr>
+            <w:r>
+              <w:rPr>
+                <w:rFonts w:hint="eastAsia" w:ascii="仿宋" w:hAnsi="仿宋" w:eastAsia="仿宋" w:cs="仿宋"/>
+                <w:color w:val="0000FF"/>
                 <w:sz w:val="24"/>
                 <w:highlight w:val="none"/>
                 <w:lang w:val="en-US" w:eastAsia="zh-CN"/>
@@ -622,12 +622,22 @@
             <w:r>
               <w:rPr>
                 <w:rFonts w:hint="eastAsia" w:ascii="仿宋" w:hAnsi="仿宋" w:eastAsia="仿宋" w:cs="仿宋"/>
-                <w:color w:val="auto"/>
-                <w:sz w:val="24"/>
-                <w:highlight w:val="none"/>
-                <w:lang w:val="en-US" w:eastAsia="zh-CN"/>
-              </w:rPr>
-              <w:t>{{zongbaojia}}元</w:t>
+                <w:color w:val="0000FF"/>
+                <w:sz w:val="24"/>
+                <w:highlight w:val="none"/>
+                <w:lang w:val="en-US" w:eastAsia="zh-CN"/>
+              </w:rPr>
+              <w:t>{{zongbaojia}}</w:t>
+            </w:r>
+            <w:r>
+              <w:rPr>
+                <w:rFonts w:hint="eastAsia" w:ascii="仿宋" w:hAnsi="仿宋" w:eastAsia="仿宋" w:cs="仿宋"/>
+                <w:color w:val="auto"/>
+                <w:sz w:val="24"/>
+                <w:highlight w:val="none"/>
+                <w:lang w:val="en-US" w:eastAsia="zh-CN"/>
+              </w:rPr>
+              <w:t>元</w:t>
             </w:r>
           </w:p>
         </w:tc>
@@ -780,7 +790,7 @@
             <w:r>
               <w:rPr>
                 <w:rFonts w:hint="eastAsia" w:ascii="仿宋" w:hAnsi="仿宋" w:eastAsia="仿宋" w:cs="仿宋"/>
-                <w:color w:val="auto"/>
+                <w:color w:val="0000FF"/>
                 <w:sz w:val="24"/>
                 <w:szCs w:val="24"/>
                 <w:highlight w:val="none"/>
@@ -834,26 +844,46 @@
             <w:r>
               <w:rPr>
                 <w:rFonts w:hint="eastAsia" w:ascii="仿宋" w:hAnsi="仿宋" w:eastAsia="仿宋" w:cs="仿宋"/>
-                <w:color w:val="auto"/>
-                <w:sz w:val="24"/>
-                <w:szCs w:val="24"/>
-                <w:highlight w:val="none"/>
-                <w:lang w:val="en-US" w:eastAsia="zh-CN"/>
-              </w:rPr>
-              <w:t>{{kongzhijia}}（成交价（元）：{{chengjiao_jine</w:t>
-            </w:r>
-            <w:bookmarkStart w:id="0" w:name="_GoBack"/>
-            <w:bookmarkEnd w:id="0"/>
-            <w:r>
-              <w:rPr>
-                <w:rFonts w:hint="eastAsia" w:ascii="仿宋" w:hAnsi="仿宋" w:eastAsia="仿宋" w:cs="仿宋"/>
-                <w:color w:val="auto"/>
-                <w:sz w:val="24"/>
-                <w:szCs w:val="24"/>
-                <w:highlight w:val="none"/>
-                <w:lang w:val="en-US" w:eastAsia="zh-CN"/>
-              </w:rPr>
-              <w:t>}}）</w:t>
+                <w:color w:val="0000FF"/>
+                <w:sz w:val="24"/>
+                <w:szCs w:val="24"/>
+                <w:highlight w:val="none"/>
+                <w:lang w:val="en-US" w:eastAsia="zh-CN"/>
+              </w:rPr>
+              <w:t>{{kongzhijia}}</w:t>
+            </w:r>
+            <w:r>
+              <w:rPr>
+                <w:rFonts w:hint="eastAsia" w:ascii="仿宋" w:hAnsi="仿宋" w:eastAsia="仿宋" w:cs="仿宋"/>
+                <w:color w:val="auto"/>
+                <w:sz w:val="24"/>
+                <w:szCs w:val="24"/>
+                <w:highlight w:val="none"/>
+                <w:lang w:val="en-US" w:eastAsia="zh-CN"/>
+              </w:rPr>
+              <w:t>（成交价（元）：</w:t>
+            </w:r>
+            <w:r>
+              <w:rPr>
+                <w:rFonts w:hint="eastAsia" w:ascii="仿宋" w:hAnsi="仿宋" w:eastAsia="仿宋" w:cs="仿宋"/>
+                <w:color w:val="0000FF"/>
+                <w:sz w:val="24"/>
+                <w:szCs w:val="24"/>
+                <w:highlight w:val="none"/>
+                <w:lang w:val="en-US" w:eastAsia="zh-CN"/>
+              </w:rPr>
+              <w:t>{{chengjiao_jine}}</w:t>
+            </w:r>
+            <w:r>
+              <w:rPr>
+                <w:rFonts w:hint="eastAsia" w:ascii="仿宋" w:hAnsi="仿宋" w:eastAsia="仿宋" w:cs="仿宋"/>
+                <w:color w:val="auto"/>
+                <w:sz w:val="24"/>
+                <w:szCs w:val="24"/>
+                <w:highlight w:val="none"/>
+                <w:lang w:val="en-US" w:eastAsia="zh-CN"/>
+              </w:rPr>
+              <w:t>）</w:t>
             </w:r>
           </w:p>
         </w:tc>
@@ -897,6 +927,7 @@
                 <w:highlight w:val="none"/>
               </w:rPr>
             </w:pPr>
+            <w:bookmarkStart w:id="0" w:name="_GoBack" w:colFirst="1" w:colLast="3"/>
             <w:r>
               <w:rPr>
                 <w:rFonts w:hint="eastAsia" w:ascii="仿宋" w:hAnsi="仿宋" w:eastAsia="仿宋" w:cs="仿宋"/>
@@ -964,17 +995,17 @@
                 <w:rFonts w:hint="eastAsia" w:ascii="仿宋" w:hAnsi="仿宋" w:eastAsia="仿宋" w:cs="仿宋"/>
                 <w:b/>
                 <w:bCs/>
-                <w:color w:val="auto"/>
-                <w:sz w:val="24"/>
-                <w:szCs w:val="24"/>
-                <w:highlight w:val="none"/>
-                <w:lang w:val="en-US" w:eastAsia="zh-CN"/>
-              </w:rPr>
-            </w:pPr>
-            <w:r>
-              <w:rPr>
-                <w:rFonts w:hint="eastAsia" w:ascii="仿宋" w:hAnsi="仿宋" w:eastAsia="仿宋" w:cs="仿宋"/>
-                <w:color w:val="auto"/>
+                <w:color w:val="0000FF"/>
+                <w:sz w:val="24"/>
+                <w:szCs w:val="24"/>
+                <w:highlight w:val="none"/>
+                <w:lang w:val="en-US" w:eastAsia="zh-CN"/>
+              </w:rPr>
+            </w:pPr>
+            <w:r>
+              <w:rPr>
+                <w:rFonts w:hint="eastAsia" w:ascii="仿宋" w:hAnsi="仿宋" w:eastAsia="仿宋" w:cs="仿宋"/>
+                <w:color w:val="0000FF"/>
                 <w:sz w:val="24"/>
                 <w:szCs w:val="24"/>
                 <w:highlight w:val="none"/>
@@ -985,6 +1016,7 @@
           </w:p>
         </w:tc>
       </w:tr>
+      <w:bookmarkEnd w:id="0"/>
       <w:tr>
         <w:tblPrEx>
           <w:tblBorders>
@@ -2252,7 +2284,7 @@
     <w:lsdException w:qFormat="1" w:unhideWhenUsed="0" w:uiPriority="0" w:semiHidden="0" w:name="Title"/>
     <w:lsdException w:unhideWhenUsed="0" w:uiPriority="0" w:semiHidden="0" w:name="Closing"/>
     <w:lsdException w:unhideWhenUsed="0" w:uiPriority="0" w:semiHidden="0" w:name="Signature"/>
-    <w:lsdException w:unhideWhenUsed="0" w:uiPriority="0" w:name="Default Paragraph Font"/>
+    <w:lsdException w:qFormat="1" w:unhideWhenUsed="0" w:uiPriority="0" w:name="Default Paragraph Font"/>
     <w:lsdException w:unhideWhenUsed="0" w:uiPriority="0" w:semiHidden="0" w:name="Body Text"/>
     <w:lsdException w:unhideWhenUsed="0" w:uiPriority="0" w:semiHidden="0" w:name="Body Text Indent"/>
     <w:lsdException w:unhideWhenUsed="0" w:uiPriority="0" w:semiHidden="0" w:name="List Continue"/>
@@ -2455,6 +2487,7 @@
   <w:style w:type="character" w:default="1" w:styleId="4">
     <w:name w:val="Default Paragraph Font"/>
     <w:semiHidden/>
+    <w:qFormat/>
     <w:uiPriority w:val="0"/>
   </w:style>
   <w:style w:type="table" w:default="1" w:styleId="3">
